--- a/docs/mu-clid/mu-Clid User Manual.docx
+++ b/docs/mu-clid/mu-Clid User Manual.docx
@@ -38,6 +38,7 @@
         <w:pStyle w:val="Heading1"/>
       </w:pPr>
       <w:r>
+        <w:lastRenderedPageBreak/>
         <w:t>1. Introduction</w:t>
       </w:r>
     </w:p>
@@ -163,7 +164,7 @@
     </w:p>
     <w:p>
       <w:r>
-        <w:t>On first launch mu-Clid creates a content folder at %USERPROFILE%\Documents\TDP\muClid\ with three sub-folders: Presets (full preset files, .muclid), Rhythms (single-rhythm preset files, .muRhyth), and Samples (default browse location for samples). You can change the content folder path in the Settings overlay at any time.</w:t>
+        <w:t>On first launch mu-Clid creates a content folder at %USERPROFILE%\Documents\TDP\muClid\ with three sub-folders: Presets (full preset files, .muClid), Rhythms (single-rhythm preset files, .muRhythm), and Samples (default browse location for samples). You can change the content folder path in the Settings overlay at any time.</w:t>
       </w:r>
     </w:p>
     <w:p>
@@ -176,7 +177,7 @@
     </w:p>
     <w:p>
       <w:r>
-        <w:t>If a file named _default.muclid exists in your Presets folder it is loaded silently on startup. If _default.muRhyth exists in your Rhythms folder it is applied whenever you add a new rhythm. Save over either file to create a personal default.</w:t>
+        <w:t>If a file named _default.muClid exists in your Presets folder it is loaded silently on startup. If _default.muRhythm exists in your Rhythms folder it is applied whenever you add a new rhythm. Save over either file to create a personal default.</w:t>
       </w:r>
     </w:p>
     <w:p>
@@ -389,7 +390,7 @@
     </w:p>
     <w:p>
       <w:r>
-        <w:t>Shows the rhythm name (double-click to rename), Mute and Solo buttons, a Delete button, and a rhythm-preset dropdown that lists .muRhyth files from your Rhythms folder. Selecting a preset loads it into the current rhythm slot immediately (or stages a hot-swap during playback). A coloured accent strip on the left identifies the rhythm.</w:t>
+        <w:t>Shows the rhythm name (double-click to rename), Mute and Solo buttons, a Delete button, and a rhythm-preset dropdown that lists .muRhythm files from your Rhythms folder. Selecting a preset loads it into the current rhythm slot immediately (or stages a hot-swap during playback). A coloured accent strip on the left identifies the rhythm.</w:t>
       </w:r>
     </w:p>
     <w:p>
@@ -739,7 +740,7 @@
     </w:p>
     <w:p>
       <w:r>
-        <w:t>Configuration: Type, Cutoff (20 Hz to 20 kHz), Resonance (0 to 0.99).</w:t>
+        <w:t>Configuration: Type, Drive (pre-filter valve saturation, 0 to 100 percent), Cutoff (20 Hz to 20 kHz), Resonance (0 to 0.99), and Low Cut (a post-filter high-pass that clears subsonic build-up from high resonance settings). Cutoff is clamped safely below the Nyquist frequency, so the filter stays stable at any sample rate.</w:t>
       </w:r>
     </w:p>
     <w:p>
@@ -832,6 +833,48 @@
     <w:p>
       <w:r>
         <w:t>Envelope: Attack, Decay, Sustain, Release. Shapes the output volume of every hit.</w:t>
+      </w:r>
+    </w:p>
+    <w:p>
+      <w:pPr>
+        <w:pStyle w:val="Heading2"/>
+      </w:pPr>
+      <w:r>
+        <w:t>How the envelopes respond to triggers</w:t>
+      </w:r>
+    </w:p>
+    <w:p>
+      <w:r>
+        <w:t>A rhythm hit is a trigger, not a held key, so the Attack-Decay-Sustain-Release envelopes (pitch, filter, and amp) behave a little differently from a keyboard synthesiser:</w:t>
+      </w:r>
+    </w:p>
+    <w:p>
+      <w:pPr>
+        <w:pStyle w:val="ListBullet"/>
+      </w:pPr>
+      <w:r>
+        <w:t>Attack and Decay run on every untied hit - the envelope retriggers from zero. For percussion this is usually all you hear: a fast pattern re-fires the attack before the envelope clears the decay stage, so it behaves like a classic attack-decay drum envelope.</w:t>
+      </w:r>
+    </w:p>
+    <w:p>
+      <w:pPr>
+        <w:pStyle w:val="ListBullet"/>
+      </w:pPr>
+      <w:r>
+        <w:t>Sustain is the level the envelope holds once decay finishes, and you only reach it during Pattern Legato runs (see the Logic Bar). Tied hits skip the retrigger, so the envelope rides through the contiguous notes and settles at the Sustain level. On non-legato percussion the sustain level has little effect because the next hit retriggers first.</w:t>
+      </w:r>
+    </w:p>
+    <w:p>
+      <w:pPr>
+        <w:pStyle w:val="ListBullet"/>
+      </w:pPr>
+      <w:r>
+        <w:t>Release is not a key-up fade. A triggered hit never sends a note-off, so the release stage is never entered during normal playback. Instead it sets how long a voice tails out when a rhythm or full-preset hot-swap retires it (see Hot-Swapping) - the retired voice fades over its release time so swaps stay smooth. For the same reason, Release is the one envelope stage that is not offered as a modulation target.</w:t>
+      </w:r>
+    </w:p>
+    <w:p>
+      <w:r>
+        <w:t>So a legato phrase holds at the Sustain level and plays the sample out (or is retriggered by the next hit) rather than fading on a key-up - there is no note-off to start a release. To make a sound die away between hits, shape it with Decay and Sustain rather than Release.</w:t>
       </w:r>
     </w:p>
     <w:p>
@@ -1255,7 +1298,7 @@
     </w:p>
     <w:p>
       <w:r>
-        <w:t>Effect and Delay sends on rhythm channels use a parallel-blend curve: at 0 to 50 percent the dry signal stays at 100 percent and the wet rises from 0 to 100 percent; at 50 to 100 percent the wet stays at 100 percent and the dry fades from 100 to 0 percent. Reverb is always a pure send — increasing the Reverb send does not reduce the dry signal.</w:t>
+        <w:t>All three FX sends (Effect, Delay, Reverb) on rhythm channels are standard parallel sends. The dry signal always passes to the master bus at the channel fader level, and the send knob adds a copy of the channel signal — scaled by the send amount — into the FX return bus. Turning a send up never reduces the dry signal.</w:t>
       </w:r>
     </w:p>
     <w:p>
@@ -1268,7 +1311,7 @@
     </w:p>
     <w:p>
       <w:r>
-        <w:t>A compact insert panel attached to the Master strip provides the same eleven algorithms available on the per-rhythm voice insert (None, Soft Clip, Hard Clip, Fold, Bitcrusher, Clipper, 3-Band EQ, Compressor, Limiter, Ring Mod, Tape Sat). The Master Insert is placed post-master-fader and runs once on the summed output.</w:t>
+        <w:t>A compact insert panel attached to the Master strip provides the same algorithm set as the per-rhythm voice insert (None plus the thirteen effects, including Karplus and the Vocoders). The Master Insert is placed post-master-fader and runs once on the summed output.</w:t>
       </w:r>
     </w:p>
     <w:p>
@@ -1484,7 +1527,7 @@
     </w:p>
     <w:p>
       <w:r>
-        <w:t>Click Save in the Transport Bar to open the save dialog. Enter a name, optional description, and category. Tick Embed Samples to include all loaded sample audio as base64 data inside the preset file, making it fully self-contained. Click Save to write a .muclid file to your Presets folder.</w:t>
+        <w:t>Click Save in the Transport Bar to open the save dialog. Enter a name, optional description, and category. Tick Embed Samples to include all loaded sample audio as base64 data inside the preset file, making it fully self-contained. Click Save to write a .muClid file to your Presets folder.</w:t>
       </w:r>
     </w:p>
     <w:p>
@@ -1510,7 +1553,7 @@
     </w:p>
     <w:p>
       <w:r>
-        <w:t>Loading a single-rhythm .muRhyth file while playback is running stages the swap until the next loop boundary, so the change happens in time. The Settings overlay lets you choose between On Master Loop and On Rhythm Loop timing. A pending swap is shown by an orange SWP badge on the affected rhythm in the sidebar — click the badge to cancel.</w:t>
+        <w:t>Loading a single-rhythm .muRhythm file while playback is running stages the swap until the next loop boundary, so the change happens in time. The Settings overlay lets you choose between On Master Loop and On Rhythm Loop timing. A pending swap is shown by an orange SWP badge on the affected rhythm in the sidebar — click the badge to cancel.</w:t>
       </w:r>
     </w:p>
     <w:p>
@@ -1528,12 +1571,12 @@
     </w:p>
     <w:p>
       <w:r>
-        <w:t>.muRhyth files are single-rhythm presets stored in the Rhythms folder. They can be saved with embedded samples and loaded into any rhythm slot. Save a rhythm preset to reuse a particular pattern and voice combination across multiple full presets.</w:t>
-      </w:r>
-    </w:p>
-    <w:p>
-      <w:r>
-        <w:t>To load a rhythm preset, use the dropdown in the Rhythm Panel header (labelled 'rhythm preset…'). The dropdown lists all .muRhyth files in your Rhythms folder alphabetically. Selecting one loads it immediately, or stages a hot-swap if playback is running. Right-clicking an item offers Load and Delete options.</w:t>
+        <w:t>.muRhythm files are single-rhythm presets stored in the Rhythms folder. They can be saved with embedded samples and loaded into any rhythm slot. Save a rhythm preset to reuse a particular pattern and voice combination across multiple full presets.</w:t>
+      </w:r>
+    </w:p>
+    <w:p>
+      <w:r>
+        <w:t>To load a rhythm preset, use the dropdown in the Rhythm Panel header (labelled 'rhythm preset…'). The dropdown lists all .muRhythm files in your Rhythms folder alphabetically. Selecting one loads it immediately, or stages a hot-swap if playback is running. Right-clicking an item offers Load and Delete options.</w:t>
       </w:r>
     </w:p>
     <w:p>
@@ -1546,7 +1589,7 @@
     </w:p>
     <w:p>
       <w:r>
-        <w:t>.muclid and .muRhyth files are XML, with a MuClidPreset (or single Rhythm) root element. They can be inspected and edited with any text editor. Embedded sample audio is stored as base64 within the relevant Rhythm element.</w:t>
+        <w:t>.muClid and .muRhythm files are XML, with a MuClidPreset (or single Rhythm) root element. They can be inspected and edited with any text editor. Embedded sample audio is stored as base64 within the relevant Rhythm element.</w:t>
       </w:r>
     </w:p>
     <w:p>
@@ -1580,7 +1623,7 @@
     </w:p>
     <w:p>
       <w:r>
-        <w:t>When running as a VST3 or CLAP plugin, incoming program change messages on MIDI channels 1 to 8 can load .muRhyth presets into rhythm slots 1 to 8 (channel N maps to slot N). The preset list is configured in the MIDI Presets panel — accessed from Settings — and stored as a JSON file alongside the plugin state. Hot-swap timing follows the swap-mode setting.</w:t>
+        <w:t>When running as a VST3 or CLAP plugin, incoming program change messages on MIDI channels 1 to 8 can load .muRhythm presets into rhythm slots 1 to 8 (channel N maps to slot N). The preset list is configured in the MIDI Presets panel — accessed from Settings — and stored as a JSON file alongside the plugin state. Hot-swap timing follows the swap-mode setting.</w:t>
       </w:r>
     </w:p>
     <w:p>
@@ -1729,7 +1772,7 @@
         <w:pStyle w:val="ListBullet"/>
       </w:pPr>
       <w:r>
-        <w:t>Default content: Save a preset as _default.muclid to have it load every session. Save a rhythm as _default.muRhyth to use it as the template for every new rhythm slot.</w:t>
+        <w:t>Default content: Save a preset as _default.muClid to have it load every session. Save a rhythm as _default.muRhythm to use it as the template for every new rhythm slot.</w:t>
       </w:r>
     </w:p>
     <w:p>
@@ -1801,7 +1844,7 @@
         <w:pStyle w:val="ListBullet"/>
       </w:pPr>
       <w:r>
-        <w:t>Insert effects: 11 (Soft Clip, Hard Clip, Fold, Bitcrusher, Clipper, 3-Band EQ, Compressor, Limiter, Ring Mod, Tape Sat, plus None)</w:t>
+        <w:t>Insert effects: 13 plus None (Soft Clip, Hard Clip, Fold, Bitcrusher, Clipper, 3-Band EQ, Compressor, Limiter, Ring Mod, Tape Sat, Karplus, Vocoder, Vocoder Stereo) — on both the per-rhythm voice insert and the master insert</w:t>
       </w:r>
     </w:p>
     <w:p>
@@ -1841,15 +1884,15 @@
         <w:pStyle w:val="ListBullet"/>
       </w:pPr>
       <w:r>
-        <w:t>Preset format: .muclid (XML)</w:t>
-      </w:r>
-    </w:p>
-    <w:p>
-      <w:pPr>
-        <w:pStyle w:val="ListBullet"/>
-      </w:pPr>
-      <w:r>
-        <w:t>Rhythm preset format: .muRhyth (XML)</w:t>
+        <w:t>Preset format: .muClid (XML)</w:t>
+      </w:r>
+    </w:p>
+    <w:p>
+      <w:pPr>
+        <w:pStyle w:val="ListBullet"/>
+      </w:pPr>
+      <w:r>
+        <w:t>Rhythm preset format: .muRhythm (XML)</w:t>
       </w:r>
     </w:p>
     <w:p>
@@ -1880,7 +1923,7 @@
   <w:abstractNum w:abstractNumId="0" w15:restartNumberingAfterBreak="0">
     <w:nsid w:val="FFFFFF89"/>
     <w:multiLevelType w:val="singleLevel"/>
-    <w:tmpl w:val="ACEC8952"/>
+    <w:tmpl w:val="4F18E538"/>
     <w:lvl w:ilvl="0">
       <w:start w:val="1"/>
       <w:numFmt w:val="bullet"/>
@@ -1898,7 +1941,7 @@
       </w:rPr>
     </w:lvl>
   </w:abstractNum>
-  <w:num w:numId="1" w16cid:durableId="2089693065">
+  <w:num w:numId="1" w16cid:durableId="1558783792">
     <w:abstractNumId w:val="0"/>
   </w:num>
 </w:numbering>
@@ -2312,7 +2355,7 @@
     <w:link w:val="Heading1Char"/>
     <w:uiPriority w:val="9"/>
     <w:qFormat/>
-    <w:rsid w:val="00446340"/>
+    <w:rsid w:val="00226699"/>
     <w:pPr>
       <w:keepNext/>
       <w:keepLines/>
@@ -2334,7 +2377,7 @@
     <w:uiPriority w:val="9"/>
     <w:unhideWhenUsed/>
     <w:qFormat/>
-    <w:rsid w:val="00446340"/>
+    <w:rsid w:val="00226699"/>
     <w:pPr>
       <w:keepNext/>
       <w:keepLines/>
@@ -2356,7 +2399,7 @@
     <w:uiPriority w:val="9"/>
     <w:unhideWhenUsed/>
     <w:qFormat/>
-    <w:rsid w:val="00446340"/>
+    <w:rsid w:val="00226699"/>
     <w:pPr>
       <w:keepNext/>
       <w:keepLines/>
@@ -2379,7 +2422,7 @@
     <w:semiHidden/>
     <w:unhideWhenUsed/>
     <w:qFormat/>
-    <w:rsid w:val="00446340"/>
+    <w:rsid w:val="00226699"/>
     <w:pPr>
       <w:keepNext/>
       <w:keepLines/>
@@ -2402,7 +2445,7 @@
     <w:semiHidden/>
     <w:unhideWhenUsed/>
     <w:qFormat/>
-    <w:rsid w:val="00446340"/>
+    <w:rsid w:val="00226699"/>
     <w:pPr>
       <w:keepNext/>
       <w:keepLines/>
@@ -2423,7 +2466,7 @@
     <w:semiHidden/>
     <w:unhideWhenUsed/>
     <w:qFormat/>
-    <w:rsid w:val="00446340"/>
+    <w:rsid w:val="00226699"/>
     <w:pPr>
       <w:keepNext/>
       <w:keepLines/>
@@ -2446,7 +2489,7 @@
     <w:semiHidden/>
     <w:unhideWhenUsed/>
     <w:qFormat/>
-    <w:rsid w:val="00446340"/>
+    <w:rsid w:val="00226699"/>
     <w:pPr>
       <w:keepNext/>
       <w:keepLines/>
@@ -2467,7 +2510,7 @@
     <w:semiHidden/>
     <w:unhideWhenUsed/>
     <w:qFormat/>
-    <w:rsid w:val="00446340"/>
+    <w:rsid w:val="00226699"/>
     <w:pPr>
       <w:keepNext/>
       <w:keepLines/>
@@ -2490,7 +2533,7 @@
     <w:semiHidden/>
     <w:unhideWhenUsed/>
     <w:qFormat/>
-    <w:rsid w:val="00446340"/>
+    <w:rsid w:val="00226699"/>
     <w:pPr>
       <w:keepNext/>
       <w:keepLines/>
@@ -2534,7 +2577,7 @@
     <w:basedOn w:val="DefaultParagraphFont"/>
     <w:link w:val="Heading1"/>
     <w:uiPriority w:val="9"/>
-    <w:rsid w:val="00446340"/>
+    <w:rsid w:val="00226699"/>
     <w:rPr>
       <w:rFonts w:asciiTheme="majorHAnsi" w:eastAsiaTheme="majorEastAsia" w:hAnsiTheme="majorHAnsi" w:cstheme="majorBidi"/>
       <w:color w:val="0F4761" w:themeColor="accent1" w:themeShade="BF"/>
@@ -2547,7 +2590,7 @@
     <w:basedOn w:val="DefaultParagraphFont"/>
     <w:link w:val="Heading2"/>
     <w:uiPriority w:val="9"/>
-    <w:rsid w:val="00446340"/>
+    <w:rsid w:val="00226699"/>
     <w:rPr>
       <w:rFonts w:asciiTheme="majorHAnsi" w:eastAsiaTheme="majorEastAsia" w:hAnsiTheme="majorHAnsi" w:cstheme="majorBidi"/>
       <w:color w:val="0F4761" w:themeColor="accent1" w:themeShade="BF"/>
@@ -2560,7 +2603,7 @@
     <w:basedOn w:val="DefaultParagraphFont"/>
     <w:link w:val="Heading3"/>
     <w:uiPriority w:val="9"/>
-    <w:rsid w:val="00446340"/>
+    <w:rsid w:val="00226699"/>
     <w:rPr>
       <w:rFonts w:eastAsiaTheme="majorEastAsia" w:cstheme="majorBidi"/>
       <w:color w:val="0F4761" w:themeColor="accent1" w:themeShade="BF"/>
@@ -2574,7 +2617,7 @@
     <w:link w:val="Heading4"/>
     <w:uiPriority w:val="9"/>
     <w:semiHidden/>
-    <w:rsid w:val="00446340"/>
+    <w:rsid w:val="00226699"/>
     <w:rPr>
       <w:rFonts w:eastAsiaTheme="majorEastAsia" w:cstheme="majorBidi"/>
       <w:i/>
@@ -2588,7 +2631,7 @@
     <w:link w:val="Heading5"/>
     <w:uiPriority w:val="9"/>
     <w:semiHidden/>
-    <w:rsid w:val="00446340"/>
+    <w:rsid w:val="00226699"/>
     <w:rPr>
       <w:rFonts w:eastAsiaTheme="majorEastAsia" w:cstheme="majorBidi"/>
       <w:color w:val="0F4761" w:themeColor="accent1" w:themeShade="BF"/>
@@ -2600,7 +2643,7 @@
     <w:link w:val="Heading6"/>
     <w:uiPriority w:val="9"/>
     <w:semiHidden/>
-    <w:rsid w:val="00446340"/>
+    <w:rsid w:val="00226699"/>
     <w:rPr>
       <w:rFonts w:eastAsiaTheme="majorEastAsia" w:cstheme="majorBidi"/>
       <w:i/>
@@ -2614,7 +2657,7 @@
     <w:link w:val="Heading7"/>
     <w:uiPriority w:val="9"/>
     <w:semiHidden/>
-    <w:rsid w:val="00446340"/>
+    <w:rsid w:val="00226699"/>
     <w:rPr>
       <w:rFonts w:eastAsiaTheme="majorEastAsia" w:cstheme="majorBidi"/>
       <w:color w:val="595959" w:themeColor="text1" w:themeTint="A6"/>
@@ -2626,7 +2669,7 @@
     <w:link w:val="Heading8"/>
     <w:uiPriority w:val="9"/>
     <w:semiHidden/>
-    <w:rsid w:val="00446340"/>
+    <w:rsid w:val="00226699"/>
     <w:rPr>
       <w:rFonts w:eastAsiaTheme="majorEastAsia" w:cstheme="majorBidi"/>
       <w:i/>
@@ -2640,7 +2683,7 @@
     <w:link w:val="Heading9"/>
     <w:uiPriority w:val="9"/>
     <w:semiHidden/>
-    <w:rsid w:val="00446340"/>
+    <w:rsid w:val="00226699"/>
     <w:rPr>
       <w:rFonts w:eastAsiaTheme="majorEastAsia" w:cstheme="majorBidi"/>
       <w:color w:val="272727" w:themeColor="text1" w:themeTint="D8"/>
@@ -2653,7 +2696,7 @@
     <w:link w:val="TitleChar"/>
     <w:uiPriority w:val="10"/>
     <w:qFormat/>
-    <w:rsid w:val="00446340"/>
+    <w:rsid w:val="00226699"/>
     <w:pPr>
       <w:spacing w:after="80" w:line="240" w:lineRule="auto"/>
       <w:contextualSpacing/>
@@ -2671,7 +2714,7 @@
     <w:basedOn w:val="DefaultParagraphFont"/>
     <w:link w:val="Title"/>
     <w:uiPriority w:val="10"/>
-    <w:rsid w:val="00446340"/>
+    <w:rsid w:val="00226699"/>
     <w:rPr>
       <w:rFonts w:asciiTheme="majorHAnsi" w:eastAsiaTheme="majorEastAsia" w:hAnsiTheme="majorHAnsi" w:cstheme="majorBidi"/>
       <w:spacing w:val="-10"/>
@@ -2687,7 +2730,7 @@
     <w:link w:val="SubtitleChar"/>
     <w:uiPriority w:val="11"/>
     <w:qFormat/>
-    <w:rsid w:val="00446340"/>
+    <w:rsid w:val="00226699"/>
     <w:pPr>
       <w:numPr>
         <w:ilvl w:val="1"/>
@@ -2706,7 +2749,7 @@
     <w:basedOn w:val="DefaultParagraphFont"/>
     <w:link w:val="Subtitle"/>
     <w:uiPriority w:val="11"/>
-    <w:rsid w:val="00446340"/>
+    <w:rsid w:val="00226699"/>
     <w:rPr>
       <w:rFonts w:eastAsiaTheme="majorEastAsia" w:cstheme="majorBidi"/>
       <w:color w:val="595959" w:themeColor="text1" w:themeTint="A6"/>
@@ -2722,7 +2765,7 @@
     <w:link w:val="QuoteChar"/>
     <w:uiPriority w:val="29"/>
     <w:qFormat/>
-    <w:rsid w:val="00446340"/>
+    <w:rsid w:val="00226699"/>
     <w:pPr>
       <w:spacing w:before="160"/>
       <w:jc w:val="center"/>
@@ -2738,7 +2781,7 @@
     <w:basedOn w:val="DefaultParagraphFont"/>
     <w:link w:val="Quote"/>
     <w:uiPriority w:val="29"/>
-    <w:rsid w:val="00446340"/>
+    <w:rsid w:val="00226699"/>
     <w:rPr>
       <w:i/>
       <w:iCs/>
@@ -2750,7 +2793,7 @@
     <w:basedOn w:val="Normal"/>
     <w:uiPriority w:val="34"/>
     <w:qFormat/>
-    <w:rsid w:val="00446340"/>
+    <w:rsid w:val="00226699"/>
     <w:pPr>
       <w:ind w:left="720"/>
       <w:contextualSpacing/>
@@ -2761,7 +2804,7 @@
     <w:basedOn w:val="DefaultParagraphFont"/>
     <w:uiPriority w:val="21"/>
     <w:qFormat/>
-    <w:rsid w:val="00446340"/>
+    <w:rsid w:val="00226699"/>
     <w:rPr>
       <w:i/>
       <w:iCs/>
@@ -2775,7 +2818,7 @@
     <w:link w:val="IntenseQuoteChar"/>
     <w:uiPriority w:val="30"/>
     <w:qFormat/>
-    <w:rsid w:val="00446340"/>
+    <w:rsid w:val="00226699"/>
     <w:pPr>
       <w:pBdr>
         <w:top w:val="single" w:sz="4" w:space="10" w:color="0F4761" w:themeColor="accent1" w:themeShade="BF"/>
@@ -2796,7 +2839,7 @@
     <w:basedOn w:val="DefaultParagraphFont"/>
     <w:link w:val="IntenseQuote"/>
     <w:uiPriority w:val="30"/>
-    <w:rsid w:val="00446340"/>
+    <w:rsid w:val="00226699"/>
     <w:rPr>
       <w:i/>
       <w:iCs/>
@@ -2808,7 +2851,7 @@
     <w:basedOn w:val="DefaultParagraphFont"/>
     <w:uiPriority w:val="32"/>
     <w:qFormat/>
-    <w:rsid w:val="00446340"/>
+    <w:rsid w:val="00226699"/>
     <w:rPr>
       <w:b/>
       <w:bCs/>
@@ -2822,7 +2865,7 @@
     <w:basedOn w:val="Normal"/>
     <w:uiPriority w:val="99"/>
     <w:unhideWhenUsed/>
-    <w:rsid w:val="00446340"/>
+    <w:rsid w:val="00226699"/>
     <w:pPr>
       <w:numPr>
         <w:numId w:val="1"/>

--- a/docs/mu-clid/mu-Clid User Manual.docx
+++ b/docs/mu-clid/mu-Clid User Manual.docx
@@ -106,6 +106,7 @@
         <w:rPr>
           <w:i/>
         </w:rPr>
+        <w:lastRenderedPageBreak/>
         <w:t>[Screenshot: Diagram: 16 steps with 5 hits distributed evenly, illustrating Bjorklund's algorithm.]</w:t>
       </w:r>
     </w:p>
@@ -288,6 +289,7 @@
         <w:pStyle w:val="ListBullet"/>
       </w:pPr>
       <w:r>
+        <w:lastRenderedPageBreak/>
         <w:t>Master Loop dropdown  —  how many steps the entire pattern runs before looping. Choices range from 16 steps to 512 steps, or infinity (free-running).</w:t>
       </w:r>
     </w:p>
@@ -419,6 +421,7 @@
         <w:pStyle w:val="Heading1"/>
       </w:pPr>
       <w:r>
+        <w:lastRenderedPageBreak/>
         <w:t>8. Rhythm Circle</w:t>
       </w:r>
     </w:p>
@@ -1796,7 +1799,65 @@
         <w:pStyle w:val="Heading1"/>
       </w:pPr>
       <w:r>
-        <w:t>18. Technical Specifications</w:t>
+        <w:t>18. Connecting to mu-link</w:t>
+      </w:r>
+    </w:p>
+    <w:p>
+      <w:r>
+        <w:t>mu-link is a companion application from Transwarp Development Project: a local audio hub and master clock for the mu family. When mu-link is running, the mu-Clid standalone application connects to it automatically — mu-Clid's audio is summed into mu-link's mix and its transport locks to mu-link's master clock. The plug-in versions are unaffected; only the standalone connects, because in a DAW the host already owns the clock and audio device.</w:t>
+      </w:r>
+    </w:p>
+    <w:p>
+      <w:pPr>
+        <w:pStyle w:val="Heading2"/>
+      </w:pPr>
+      <w:r>
+        <w:t>How to Connect</w:t>
+      </w:r>
+    </w:p>
+    <w:p>
+      <w:pPr>
+        <w:pStyle w:val="ListBullet"/>
+      </w:pPr>
+      <w:r>
+        <w:t>Launch mu-link, then launch mu-Clid standalone — in either order. Within about a second the mu-Clid title bar shows 'mu-link connected'.</w:t>
+      </w:r>
+    </w:p>
+    <w:p>
+      <w:pPr>
+        <w:pStyle w:val="ListBullet"/>
+      </w:pPr>
+      <w:r>
+        <w:t>mu-Clid's audio now plays through mu-link's output device, summed with any other connected mu apps. mu-Clid appears as a channel in mu-link's client strip with its own level, pan, mute, and solo.</w:t>
+      </w:r>
+    </w:p>
+    <w:p>
+      <w:pPr>
+        <w:pStyle w:val="ListBullet"/>
+      </w:pPr>
+      <w:r>
+        <w:t>mu-Clid's transport follows mu-link: mu-link is the tempo master, and its Play/Stop and tempo drive mu-Clid. Use mu-link's transport (not mu-Clid's) while connected.</w:t>
+      </w:r>
+    </w:p>
+    <w:p>
+      <w:pPr>
+        <w:pStyle w:val="ListBullet"/>
+      </w:pPr>
+      <w:r>
+        <w:t>Quit mu-link and mu-Clid instantly reverts to its own audio device and internal transport — no restart needed.</w:t>
+      </w:r>
+    </w:p>
+    <w:p>
+      <w:r>
+        <w:t>This lets you run mu-Clid, mu-Tant, and other mu standalones together, perfectly in sync and mixed to a single output — and lets mu-link slave the whole rig to an external MIDI clock from a drum machine or DAW. See the mu-link User Manual for the full picture.</w:t>
+      </w:r>
+    </w:p>
+    <w:p>
+      <w:pPr>
+        <w:pStyle w:val="Heading1"/>
+      </w:pPr>
+      <w:r>
+        <w:t>19. Technical Specifications</w:t>
       </w:r>
     </w:p>
     <w:p>
@@ -1923,7 +1984,7 @@
   <w:abstractNum w:abstractNumId="0" w15:restartNumberingAfterBreak="0">
     <w:nsid w:val="FFFFFF89"/>
     <w:multiLevelType w:val="singleLevel"/>
-    <w:tmpl w:val="4F18E538"/>
+    <w:tmpl w:val="F132AC00"/>
     <w:lvl w:ilvl="0">
       <w:start w:val="1"/>
       <w:numFmt w:val="bullet"/>
@@ -1941,7 +2002,7 @@
       </w:rPr>
     </w:lvl>
   </w:abstractNum>
-  <w:num w:numId="1" w16cid:durableId="1558783792">
+  <w:num w:numId="1" w16cid:durableId="1888370464">
     <w:abstractNumId w:val="0"/>
   </w:num>
 </w:numbering>
@@ -2355,7 +2416,7 @@
     <w:link w:val="Heading1Char"/>
     <w:uiPriority w:val="9"/>
     <w:qFormat/>
-    <w:rsid w:val="00226699"/>
+    <w:rsid w:val="003D2706"/>
     <w:pPr>
       <w:keepNext/>
       <w:keepLines/>
@@ -2377,7 +2438,7 @@
     <w:uiPriority w:val="9"/>
     <w:unhideWhenUsed/>
     <w:qFormat/>
-    <w:rsid w:val="00226699"/>
+    <w:rsid w:val="003D2706"/>
     <w:pPr>
       <w:keepNext/>
       <w:keepLines/>
@@ -2399,7 +2460,7 @@
     <w:uiPriority w:val="9"/>
     <w:unhideWhenUsed/>
     <w:qFormat/>
-    <w:rsid w:val="00226699"/>
+    <w:rsid w:val="003D2706"/>
     <w:pPr>
       <w:keepNext/>
       <w:keepLines/>
@@ -2422,7 +2483,7 @@
     <w:semiHidden/>
     <w:unhideWhenUsed/>
     <w:qFormat/>
-    <w:rsid w:val="00226699"/>
+    <w:rsid w:val="003D2706"/>
     <w:pPr>
       <w:keepNext/>
       <w:keepLines/>
@@ -2445,7 +2506,7 @@
     <w:semiHidden/>
     <w:unhideWhenUsed/>
     <w:qFormat/>
-    <w:rsid w:val="00226699"/>
+    <w:rsid w:val="003D2706"/>
     <w:pPr>
       <w:keepNext/>
       <w:keepLines/>
@@ -2466,7 +2527,7 @@
     <w:semiHidden/>
     <w:unhideWhenUsed/>
     <w:qFormat/>
-    <w:rsid w:val="00226699"/>
+    <w:rsid w:val="003D2706"/>
     <w:pPr>
       <w:keepNext/>
       <w:keepLines/>
@@ -2489,7 +2550,7 @@
     <w:semiHidden/>
     <w:unhideWhenUsed/>
     <w:qFormat/>
-    <w:rsid w:val="00226699"/>
+    <w:rsid w:val="003D2706"/>
     <w:pPr>
       <w:keepNext/>
       <w:keepLines/>
@@ -2510,7 +2571,7 @@
     <w:semiHidden/>
     <w:unhideWhenUsed/>
     <w:qFormat/>
-    <w:rsid w:val="00226699"/>
+    <w:rsid w:val="003D2706"/>
     <w:pPr>
       <w:keepNext/>
       <w:keepLines/>
@@ -2533,7 +2594,7 @@
     <w:semiHidden/>
     <w:unhideWhenUsed/>
     <w:qFormat/>
-    <w:rsid w:val="00226699"/>
+    <w:rsid w:val="003D2706"/>
     <w:pPr>
       <w:keepNext/>
       <w:keepLines/>
@@ -2577,7 +2638,7 @@
     <w:basedOn w:val="DefaultParagraphFont"/>
     <w:link w:val="Heading1"/>
     <w:uiPriority w:val="9"/>
-    <w:rsid w:val="00226699"/>
+    <w:rsid w:val="003D2706"/>
     <w:rPr>
       <w:rFonts w:asciiTheme="majorHAnsi" w:eastAsiaTheme="majorEastAsia" w:hAnsiTheme="majorHAnsi" w:cstheme="majorBidi"/>
       <w:color w:val="0F4761" w:themeColor="accent1" w:themeShade="BF"/>
@@ -2590,7 +2651,7 @@
     <w:basedOn w:val="DefaultParagraphFont"/>
     <w:link w:val="Heading2"/>
     <w:uiPriority w:val="9"/>
-    <w:rsid w:val="00226699"/>
+    <w:rsid w:val="003D2706"/>
     <w:rPr>
       <w:rFonts w:asciiTheme="majorHAnsi" w:eastAsiaTheme="majorEastAsia" w:hAnsiTheme="majorHAnsi" w:cstheme="majorBidi"/>
       <w:color w:val="0F4761" w:themeColor="accent1" w:themeShade="BF"/>
@@ -2603,7 +2664,7 @@
     <w:basedOn w:val="DefaultParagraphFont"/>
     <w:link w:val="Heading3"/>
     <w:uiPriority w:val="9"/>
-    <w:rsid w:val="00226699"/>
+    <w:rsid w:val="003D2706"/>
     <w:rPr>
       <w:rFonts w:eastAsiaTheme="majorEastAsia" w:cstheme="majorBidi"/>
       <w:color w:val="0F4761" w:themeColor="accent1" w:themeShade="BF"/>
@@ -2617,7 +2678,7 @@
     <w:link w:val="Heading4"/>
     <w:uiPriority w:val="9"/>
     <w:semiHidden/>
-    <w:rsid w:val="00226699"/>
+    <w:rsid w:val="003D2706"/>
     <w:rPr>
       <w:rFonts w:eastAsiaTheme="majorEastAsia" w:cstheme="majorBidi"/>
       <w:i/>
@@ -2631,7 +2692,7 @@
     <w:link w:val="Heading5"/>
     <w:uiPriority w:val="9"/>
     <w:semiHidden/>
-    <w:rsid w:val="00226699"/>
+    <w:rsid w:val="003D2706"/>
     <w:rPr>
       <w:rFonts w:eastAsiaTheme="majorEastAsia" w:cstheme="majorBidi"/>
       <w:color w:val="0F4761" w:themeColor="accent1" w:themeShade="BF"/>
@@ -2643,7 +2704,7 @@
     <w:link w:val="Heading6"/>
     <w:uiPriority w:val="9"/>
     <w:semiHidden/>
-    <w:rsid w:val="00226699"/>
+    <w:rsid w:val="003D2706"/>
     <w:rPr>
       <w:rFonts w:eastAsiaTheme="majorEastAsia" w:cstheme="majorBidi"/>
       <w:i/>
@@ -2657,7 +2718,7 @@
     <w:link w:val="Heading7"/>
     <w:uiPriority w:val="9"/>
     <w:semiHidden/>
-    <w:rsid w:val="00226699"/>
+    <w:rsid w:val="003D2706"/>
     <w:rPr>
       <w:rFonts w:eastAsiaTheme="majorEastAsia" w:cstheme="majorBidi"/>
       <w:color w:val="595959" w:themeColor="text1" w:themeTint="A6"/>
@@ -2669,7 +2730,7 @@
     <w:link w:val="Heading8"/>
     <w:uiPriority w:val="9"/>
     <w:semiHidden/>
-    <w:rsid w:val="00226699"/>
+    <w:rsid w:val="003D2706"/>
     <w:rPr>
       <w:rFonts w:eastAsiaTheme="majorEastAsia" w:cstheme="majorBidi"/>
       <w:i/>
@@ -2683,7 +2744,7 @@
     <w:link w:val="Heading9"/>
     <w:uiPriority w:val="9"/>
     <w:semiHidden/>
-    <w:rsid w:val="00226699"/>
+    <w:rsid w:val="003D2706"/>
     <w:rPr>
       <w:rFonts w:eastAsiaTheme="majorEastAsia" w:cstheme="majorBidi"/>
       <w:color w:val="272727" w:themeColor="text1" w:themeTint="D8"/>
@@ -2696,7 +2757,7 @@
     <w:link w:val="TitleChar"/>
     <w:uiPriority w:val="10"/>
     <w:qFormat/>
-    <w:rsid w:val="00226699"/>
+    <w:rsid w:val="003D2706"/>
     <w:pPr>
       <w:spacing w:after="80" w:line="240" w:lineRule="auto"/>
       <w:contextualSpacing/>
@@ -2714,7 +2775,7 @@
     <w:basedOn w:val="DefaultParagraphFont"/>
     <w:link w:val="Title"/>
     <w:uiPriority w:val="10"/>
-    <w:rsid w:val="00226699"/>
+    <w:rsid w:val="003D2706"/>
     <w:rPr>
       <w:rFonts w:asciiTheme="majorHAnsi" w:eastAsiaTheme="majorEastAsia" w:hAnsiTheme="majorHAnsi" w:cstheme="majorBidi"/>
       <w:spacing w:val="-10"/>
@@ -2730,7 +2791,7 @@
     <w:link w:val="SubtitleChar"/>
     <w:uiPriority w:val="11"/>
     <w:qFormat/>
-    <w:rsid w:val="00226699"/>
+    <w:rsid w:val="003D2706"/>
     <w:pPr>
       <w:numPr>
         <w:ilvl w:val="1"/>
@@ -2749,7 +2810,7 @@
     <w:basedOn w:val="DefaultParagraphFont"/>
     <w:link w:val="Subtitle"/>
     <w:uiPriority w:val="11"/>
-    <w:rsid w:val="00226699"/>
+    <w:rsid w:val="003D2706"/>
     <w:rPr>
       <w:rFonts w:eastAsiaTheme="majorEastAsia" w:cstheme="majorBidi"/>
       <w:color w:val="595959" w:themeColor="text1" w:themeTint="A6"/>
@@ -2765,7 +2826,7 @@
     <w:link w:val="QuoteChar"/>
     <w:uiPriority w:val="29"/>
     <w:qFormat/>
-    <w:rsid w:val="00226699"/>
+    <w:rsid w:val="003D2706"/>
     <w:pPr>
       <w:spacing w:before="160"/>
       <w:jc w:val="center"/>
@@ -2781,7 +2842,7 @@
     <w:basedOn w:val="DefaultParagraphFont"/>
     <w:link w:val="Quote"/>
     <w:uiPriority w:val="29"/>
-    <w:rsid w:val="00226699"/>
+    <w:rsid w:val="003D2706"/>
     <w:rPr>
       <w:i/>
       <w:iCs/>
@@ -2793,7 +2854,7 @@
     <w:basedOn w:val="Normal"/>
     <w:uiPriority w:val="34"/>
     <w:qFormat/>
-    <w:rsid w:val="00226699"/>
+    <w:rsid w:val="003D2706"/>
     <w:pPr>
       <w:ind w:left="720"/>
       <w:contextualSpacing/>
@@ -2804,7 +2865,7 @@
     <w:basedOn w:val="DefaultParagraphFont"/>
     <w:uiPriority w:val="21"/>
     <w:qFormat/>
-    <w:rsid w:val="00226699"/>
+    <w:rsid w:val="003D2706"/>
     <w:rPr>
       <w:i/>
       <w:iCs/>
@@ -2818,7 +2879,7 @@
     <w:link w:val="IntenseQuoteChar"/>
     <w:uiPriority w:val="30"/>
     <w:qFormat/>
-    <w:rsid w:val="00226699"/>
+    <w:rsid w:val="003D2706"/>
     <w:pPr>
       <w:pBdr>
         <w:top w:val="single" w:sz="4" w:space="10" w:color="0F4761" w:themeColor="accent1" w:themeShade="BF"/>
@@ -2839,7 +2900,7 @@
     <w:basedOn w:val="DefaultParagraphFont"/>
     <w:link w:val="IntenseQuote"/>
     <w:uiPriority w:val="30"/>
-    <w:rsid w:val="00226699"/>
+    <w:rsid w:val="003D2706"/>
     <w:rPr>
       <w:i/>
       <w:iCs/>
@@ -2851,7 +2912,7 @@
     <w:basedOn w:val="DefaultParagraphFont"/>
     <w:uiPriority w:val="32"/>
     <w:qFormat/>
-    <w:rsid w:val="00226699"/>
+    <w:rsid w:val="003D2706"/>
     <w:rPr>
       <w:b/>
       <w:bCs/>
@@ -2865,7 +2926,7 @@
     <w:basedOn w:val="Normal"/>
     <w:uiPriority w:val="99"/>
     <w:unhideWhenUsed/>
-    <w:rsid w:val="00226699"/>
+    <w:rsid w:val="003D2706"/>
     <w:pPr>
       <w:numPr>
         <w:numId w:val="1"/>

--- a/docs/mu-clid/mu-Clid User Manual.docx
+++ b/docs/mu-clid/mu-Clid User Manual.docx
@@ -38,7 +38,6 @@
         <w:pStyle w:val="Heading1"/>
       </w:pPr>
       <w:r>
-        <w:lastRenderedPageBreak/>
         <w:t>1. Introduction</w:t>
       </w:r>
     </w:p>
@@ -106,7 +105,6 @@
         <w:rPr>
           <w:i/>
         </w:rPr>
-        <w:lastRenderedPageBreak/>
         <w:t>[Screenshot: Diagram: 16 steps with 5 hits distributed evenly, illustrating Bjorklund's algorithm.]</w:t>
       </w:r>
     </w:p>
@@ -179,6 +177,19 @@
     <w:p>
       <w:r>
         <w:t>If a file named _default.muClid exists in your Presets folder it is loaded silently on startup. If _default.muRhythm exists in your Rhythms folder it is applied whenever you add a new rhythm. Save over either file to create a personal default.</w:t>
+      </w:r>
+    </w:p>
+    <w:p>
+      <w:pPr>
+        <w:pStyle w:val="Heading2"/>
+      </w:pPr>
+      <w:r>
+        <w:t>LITE Version</w:t>
+      </w:r>
+    </w:p>
+    <w:p>
+      <w:r>
+        <w:t>A free LITE version of mu-Clid is available from transwarp.me. It is identical to the full version in every respect except that it is limited to a single rhythm track and cannot save presets. If you are running the LITE version, all documentation in this manual applies — only the eight-rhythm capability is not available.</w:t>
       </w:r>
     </w:p>
     <w:p>
@@ -289,7 +300,6 @@
         <w:pStyle w:val="ListBullet"/>
       </w:pPr>
       <w:r>
-        <w:lastRenderedPageBreak/>
         <w:t>Master Loop dropdown  —  how many steps the entire pattern runs before looping. Choices range from 16 steps to 512 steps, or infinity (free-running).</w:t>
       </w:r>
     </w:p>
@@ -421,7 +431,6 @@
         <w:pStyle w:val="Heading1"/>
       </w:pPr>
       <w:r>
-        <w:lastRenderedPageBreak/>
         <w:t>8. Rhythm Circle</w:t>
       </w:r>
     </w:p>
@@ -1288,7 +1297,7 @@
     </w:p>
     <w:p>
       <w:r>
-        <w:t>Each rhythm channel can duck from any other channel. The source dropdown selects the trigger channel, Amount sets the depth (0 to 100 percent), and Attack and Release shape the envelope follower. When a channel is being ducked, a downward-filling gain-reduction meter appears next to its main VU meter.</w:t>
+        <w:t>Each rhythm channel can duck from any other channel, or from an external sidechain signal fed in through the host (VST3 / CLAP side-chain bus). The source dropdown includes all rhythm channels plus an External option; Amount sets the depth (0 to 100 percent), and Attack and Release shape the envelope follower. When a channel is being ducked, a downward-filling gain-reduction meter appears next to its main VU meter.</w:t>
       </w:r>
     </w:p>
     <w:p>
@@ -1984,7 +1993,7 @@
   <w:abstractNum w:abstractNumId="0" w15:restartNumberingAfterBreak="0">
     <w:nsid w:val="FFFFFF89"/>
     <w:multiLevelType w:val="singleLevel"/>
-    <w:tmpl w:val="F132AC00"/>
+    <w:tmpl w:val="3AECC4B2"/>
     <w:lvl w:ilvl="0">
       <w:start w:val="1"/>
       <w:numFmt w:val="bullet"/>
@@ -2002,7 +2011,7 @@
       </w:rPr>
     </w:lvl>
   </w:abstractNum>
-  <w:num w:numId="1" w16cid:durableId="1888370464">
+  <w:num w:numId="1" w16cid:durableId="1821850114">
     <w:abstractNumId w:val="0"/>
   </w:num>
 </w:numbering>
@@ -2416,7 +2425,7 @@
     <w:link w:val="Heading1Char"/>
     <w:uiPriority w:val="9"/>
     <w:qFormat/>
-    <w:rsid w:val="003D2706"/>
+    <w:rsid w:val="00EF3E43"/>
     <w:pPr>
       <w:keepNext/>
       <w:keepLines/>
@@ -2438,7 +2447,7 @@
     <w:uiPriority w:val="9"/>
     <w:unhideWhenUsed/>
     <w:qFormat/>
-    <w:rsid w:val="003D2706"/>
+    <w:rsid w:val="00EF3E43"/>
     <w:pPr>
       <w:keepNext/>
       <w:keepLines/>
@@ -2460,7 +2469,7 @@
     <w:uiPriority w:val="9"/>
     <w:unhideWhenUsed/>
     <w:qFormat/>
-    <w:rsid w:val="003D2706"/>
+    <w:rsid w:val="00EF3E43"/>
     <w:pPr>
       <w:keepNext/>
       <w:keepLines/>
@@ -2483,7 +2492,7 @@
     <w:semiHidden/>
     <w:unhideWhenUsed/>
     <w:qFormat/>
-    <w:rsid w:val="003D2706"/>
+    <w:rsid w:val="00EF3E43"/>
     <w:pPr>
       <w:keepNext/>
       <w:keepLines/>
@@ -2506,7 +2515,7 @@
     <w:semiHidden/>
     <w:unhideWhenUsed/>
     <w:qFormat/>
-    <w:rsid w:val="003D2706"/>
+    <w:rsid w:val="00EF3E43"/>
     <w:pPr>
       <w:keepNext/>
       <w:keepLines/>
@@ -2527,7 +2536,7 @@
     <w:semiHidden/>
     <w:unhideWhenUsed/>
     <w:qFormat/>
-    <w:rsid w:val="003D2706"/>
+    <w:rsid w:val="00EF3E43"/>
     <w:pPr>
       <w:keepNext/>
       <w:keepLines/>
@@ -2550,7 +2559,7 @@
     <w:semiHidden/>
     <w:unhideWhenUsed/>
     <w:qFormat/>
-    <w:rsid w:val="003D2706"/>
+    <w:rsid w:val="00EF3E43"/>
     <w:pPr>
       <w:keepNext/>
       <w:keepLines/>
@@ -2571,7 +2580,7 @@
     <w:semiHidden/>
     <w:unhideWhenUsed/>
     <w:qFormat/>
-    <w:rsid w:val="003D2706"/>
+    <w:rsid w:val="00EF3E43"/>
     <w:pPr>
       <w:keepNext/>
       <w:keepLines/>
@@ -2594,7 +2603,7 @@
     <w:semiHidden/>
     <w:unhideWhenUsed/>
     <w:qFormat/>
-    <w:rsid w:val="003D2706"/>
+    <w:rsid w:val="00EF3E43"/>
     <w:pPr>
       <w:keepNext/>
       <w:keepLines/>
@@ -2638,7 +2647,7 @@
     <w:basedOn w:val="DefaultParagraphFont"/>
     <w:link w:val="Heading1"/>
     <w:uiPriority w:val="9"/>
-    <w:rsid w:val="003D2706"/>
+    <w:rsid w:val="00EF3E43"/>
     <w:rPr>
       <w:rFonts w:asciiTheme="majorHAnsi" w:eastAsiaTheme="majorEastAsia" w:hAnsiTheme="majorHAnsi" w:cstheme="majorBidi"/>
       <w:color w:val="0F4761" w:themeColor="accent1" w:themeShade="BF"/>
@@ -2651,7 +2660,7 @@
     <w:basedOn w:val="DefaultParagraphFont"/>
     <w:link w:val="Heading2"/>
     <w:uiPriority w:val="9"/>
-    <w:rsid w:val="003D2706"/>
+    <w:rsid w:val="00EF3E43"/>
     <w:rPr>
       <w:rFonts w:asciiTheme="majorHAnsi" w:eastAsiaTheme="majorEastAsia" w:hAnsiTheme="majorHAnsi" w:cstheme="majorBidi"/>
       <w:color w:val="0F4761" w:themeColor="accent1" w:themeShade="BF"/>
@@ -2664,7 +2673,7 @@
     <w:basedOn w:val="DefaultParagraphFont"/>
     <w:link w:val="Heading3"/>
     <w:uiPriority w:val="9"/>
-    <w:rsid w:val="003D2706"/>
+    <w:rsid w:val="00EF3E43"/>
     <w:rPr>
       <w:rFonts w:eastAsiaTheme="majorEastAsia" w:cstheme="majorBidi"/>
       <w:color w:val="0F4761" w:themeColor="accent1" w:themeShade="BF"/>
@@ -2678,7 +2687,7 @@
     <w:link w:val="Heading4"/>
     <w:uiPriority w:val="9"/>
     <w:semiHidden/>
-    <w:rsid w:val="003D2706"/>
+    <w:rsid w:val="00EF3E43"/>
     <w:rPr>
       <w:rFonts w:eastAsiaTheme="majorEastAsia" w:cstheme="majorBidi"/>
       <w:i/>
@@ -2692,7 +2701,7 @@
     <w:link w:val="Heading5"/>
     <w:uiPriority w:val="9"/>
     <w:semiHidden/>
-    <w:rsid w:val="003D2706"/>
+    <w:rsid w:val="00EF3E43"/>
     <w:rPr>
       <w:rFonts w:eastAsiaTheme="majorEastAsia" w:cstheme="majorBidi"/>
       <w:color w:val="0F4761" w:themeColor="accent1" w:themeShade="BF"/>
@@ -2704,7 +2713,7 @@
     <w:link w:val="Heading6"/>
     <w:uiPriority w:val="9"/>
     <w:semiHidden/>
-    <w:rsid w:val="003D2706"/>
+    <w:rsid w:val="00EF3E43"/>
     <w:rPr>
       <w:rFonts w:eastAsiaTheme="majorEastAsia" w:cstheme="majorBidi"/>
       <w:i/>
@@ -2718,7 +2727,7 @@
     <w:link w:val="Heading7"/>
     <w:uiPriority w:val="9"/>
     <w:semiHidden/>
-    <w:rsid w:val="003D2706"/>
+    <w:rsid w:val="00EF3E43"/>
     <w:rPr>
       <w:rFonts w:eastAsiaTheme="majorEastAsia" w:cstheme="majorBidi"/>
       <w:color w:val="595959" w:themeColor="text1" w:themeTint="A6"/>
@@ -2730,7 +2739,7 @@
     <w:link w:val="Heading8"/>
     <w:uiPriority w:val="9"/>
     <w:semiHidden/>
-    <w:rsid w:val="003D2706"/>
+    <w:rsid w:val="00EF3E43"/>
     <w:rPr>
       <w:rFonts w:eastAsiaTheme="majorEastAsia" w:cstheme="majorBidi"/>
       <w:i/>
@@ -2744,7 +2753,7 @@
     <w:link w:val="Heading9"/>
     <w:uiPriority w:val="9"/>
     <w:semiHidden/>
-    <w:rsid w:val="003D2706"/>
+    <w:rsid w:val="00EF3E43"/>
     <w:rPr>
       <w:rFonts w:eastAsiaTheme="majorEastAsia" w:cstheme="majorBidi"/>
       <w:color w:val="272727" w:themeColor="text1" w:themeTint="D8"/>
@@ -2757,7 +2766,7 @@
     <w:link w:val="TitleChar"/>
     <w:uiPriority w:val="10"/>
     <w:qFormat/>
-    <w:rsid w:val="003D2706"/>
+    <w:rsid w:val="00EF3E43"/>
     <w:pPr>
       <w:spacing w:after="80" w:line="240" w:lineRule="auto"/>
       <w:contextualSpacing/>
@@ -2775,7 +2784,7 @@
     <w:basedOn w:val="DefaultParagraphFont"/>
     <w:link w:val="Title"/>
     <w:uiPriority w:val="10"/>
-    <w:rsid w:val="003D2706"/>
+    <w:rsid w:val="00EF3E43"/>
     <w:rPr>
       <w:rFonts w:asciiTheme="majorHAnsi" w:eastAsiaTheme="majorEastAsia" w:hAnsiTheme="majorHAnsi" w:cstheme="majorBidi"/>
       <w:spacing w:val="-10"/>
@@ -2791,7 +2800,7 @@
     <w:link w:val="SubtitleChar"/>
     <w:uiPriority w:val="11"/>
     <w:qFormat/>
-    <w:rsid w:val="003D2706"/>
+    <w:rsid w:val="00EF3E43"/>
     <w:pPr>
       <w:numPr>
         <w:ilvl w:val="1"/>
@@ -2810,7 +2819,7 @@
     <w:basedOn w:val="DefaultParagraphFont"/>
     <w:link w:val="Subtitle"/>
     <w:uiPriority w:val="11"/>
-    <w:rsid w:val="003D2706"/>
+    <w:rsid w:val="00EF3E43"/>
     <w:rPr>
       <w:rFonts w:eastAsiaTheme="majorEastAsia" w:cstheme="majorBidi"/>
       <w:color w:val="595959" w:themeColor="text1" w:themeTint="A6"/>
@@ -2826,7 +2835,7 @@
     <w:link w:val="QuoteChar"/>
     <w:uiPriority w:val="29"/>
     <w:qFormat/>
-    <w:rsid w:val="003D2706"/>
+    <w:rsid w:val="00EF3E43"/>
     <w:pPr>
       <w:spacing w:before="160"/>
       <w:jc w:val="center"/>
@@ -2842,7 +2851,7 @@
     <w:basedOn w:val="DefaultParagraphFont"/>
     <w:link w:val="Quote"/>
     <w:uiPriority w:val="29"/>
-    <w:rsid w:val="003D2706"/>
+    <w:rsid w:val="00EF3E43"/>
     <w:rPr>
       <w:i/>
       <w:iCs/>
@@ -2854,7 +2863,7 @@
     <w:basedOn w:val="Normal"/>
     <w:uiPriority w:val="34"/>
     <w:qFormat/>
-    <w:rsid w:val="003D2706"/>
+    <w:rsid w:val="00EF3E43"/>
     <w:pPr>
       <w:ind w:left="720"/>
       <w:contextualSpacing/>
@@ -2865,7 +2874,7 @@
     <w:basedOn w:val="DefaultParagraphFont"/>
     <w:uiPriority w:val="21"/>
     <w:qFormat/>
-    <w:rsid w:val="003D2706"/>
+    <w:rsid w:val="00EF3E43"/>
     <w:rPr>
       <w:i/>
       <w:iCs/>
@@ -2879,7 +2888,7 @@
     <w:link w:val="IntenseQuoteChar"/>
     <w:uiPriority w:val="30"/>
     <w:qFormat/>
-    <w:rsid w:val="003D2706"/>
+    <w:rsid w:val="00EF3E43"/>
     <w:pPr>
       <w:pBdr>
         <w:top w:val="single" w:sz="4" w:space="10" w:color="0F4761" w:themeColor="accent1" w:themeShade="BF"/>
@@ -2900,7 +2909,7 @@
     <w:basedOn w:val="DefaultParagraphFont"/>
     <w:link w:val="IntenseQuote"/>
     <w:uiPriority w:val="30"/>
-    <w:rsid w:val="003D2706"/>
+    <w:rsid w:val="00EF3E43"/>
     <w:rPr>
       <w:i/>
       <w:iCs/>
@@ -2912,7 +2921,7 @@
     <w:basedOn w:val="DefaultParagraphFont"/>
     <w:uiPriority w:val="32"/>
     <w:qFormat/>
-    <w:rsid w:val="003D2706"/>
+    <w:rsid w:val="00EF3E43"/>
     <w:rPr>
       <w:b/>
       <w:bCs/>
@@ -2926,7 +2935,7 @@
     <w:basedOn w:val="Normal"/>
     <w:uiPriority w:val="99"/>
     <w:unhideWhenUsed/>
-    <w:rsid w:val="003D2706"/>
+    <w:rsid w:val="00EF3E43"/>
     <w:pPr>
       <w:numPr>
         <w:numId w:val="1"/>
